--- a/docs/papers/foundations/endogenous_reference_theory.docx
+++ b/docs/papers/foundations/endogenous_reference_theory.docx
@@ -398,6 +398,53 @@
       </w:r>
       <w:r>
         <w:t xml:space="preserve">, and that the model for such a thing is already familiar to any electrical engineer.</w:t>
+      </w:r>
+    </w:p>
+    <w:p>
+      <w:pPr>
+        <w:pStyle w:val="BodyText"/>
+      </w:pPr>
+      <w:r>
+        <w:rPr>
+          <w:b/>
+          <w:bCs/>
+        </w:rPr>
+        <w:t xml:space="preserve">A note on method.</w:t>
+      </w:r>
+      <w:r>
+        <w:t xml:space="preserve"> </w:t>
+      </w:r>
+      <w:r>
+        <w:t xml:space="preserve">ERT is offered in the spirit of</w:t>
+      </w:r>
+      <w:r>
+        <w:t xml:space="preserve"> </w:t>
+      </w:r>
+      <w:r>
+        <w:rPr>
+          <w:i/>
+          <w:iCs/>
+        </w:rPr>
+        <w:t xml:space="preserve">Philosophy Engineering</w:t>
+      </w:r>
+      <w:r>
+        <w:t xml:space="preserve">: the discipline of stating a philosophical claim formally enough that it can be computed, made to predict, and broken. Where traditional metaethics argues toward a position and rests, ERT is built to be</w:t>
+      </w:r>
+      <w:r>
+        <w:t xml:space="preserve"> </w:t>
+      </w:r>
+      <w:r>
+        <w:rPr>
+          <w:i/>
+          <w:iCs/>
+        </w:rPr>
+        <w:t xml:space="preserve">operated</w:t>
+      </w:r>
+      <w:r>
+        <w:t xml:space="preserve"> </w:t>
+      </w:r>
+      <w:r>
+        <w:t xml:space="preserve">— it gives the moral reference a closed-form construction (the load-weighted Fréchet mean, §3), derives consequences that could have come out otherwise (the conservation law, §5.2; the schism threshold, §5.6), exposes a falsification battery (§8), and ships with a reproducible computational artifact that both verifies the formal results numerically and applies them to real moral-judgment data — continuing the program of the Geometric Ethics framework [Bond 2026]. A metaethics that cannot be wrong in public is, on this view, not yet finished; the rest of this paper is an attempt to make ERT wrong and a report of where it survives.</w:t>
       </w:r>
     </w:p>
     <w:bookmarkEnd w:id="10"/>
@@ -9222,6 +9269,118 @@
       </w:pPr>
       <w:r>
         <w:t xml:space="preserve">These are demanding and, with population-scale moral measurement, approachable. Tests 5–6 are the sharpest: they target the schism result (§5.6–5.7), which has no scalar or flat-space analogue, so a clean negative there would falsify ERT’s distinctive content specifically — not merely some shared feature of structural metaethics.</w:t>
+      </w:r>
+    </w:p>
+    <w:p>
+      <w:pPr>
+        <w:pStyle w:val="BodyText"/>
+      </w:pPr>
+      <w:r>
+        <w:rPr>
+          <w:b/>
+          <w:bCs/>
+        </w:rPr>
+        <w:t xml:space="preserve">Preliminary results.</w:t>
+      </w:r>
+      <w:r>
+        <w:t xml:space="preserve"> </w:t>
+      </w:r>
+      <w:r>
+        <w:t xml:space="preserve">The accompanying artifact exercises these tests rather than leaving them as promissory notes. The synthetic confirmation is clean: the schism stiffness</w:t>
+      </w:r>
+      <w:r>
+        <w:t xml:space="preserve"> </w:t>
+      </w:r>
+      <m:oMath>
+        <m:sSub>
+          <m:e>
+            <m:r>
+              <m:t>h</m:t>
+            </m:r>
+          </m:e>
+          <m:sub>
+            <m:r>
+              <m:t>κ</m:t>
+            </m:r>
+          </m:sub>
+        </m:sSub>
+        <m:r>
+          <m:rPr>
+            <m:sty m:val="p"/>
+          </m:rPr>
+          <m:t>(</m:t>
+        </m:r>
+        <m:r>
+          <m:t>δ</m:t>
+        </m:r>
+        <m:r>
+          <m:rPr>
+            <m:sty m:val="p"/>
+          </m:rPr>
+          <m:t>)</m:t>
+        </m:r>
+      </m:oMath>
+      <w:r>
+        <w:t xml:space="preserve"> </w:t>
+      </w:r>
+      <w:r>
+        <w:t xml:space="preserve">matches its closed form to four decimals and vanishes at</w:t>
+      </w:r>
+      <w:r>
+        <w:t xml:space="preserve"> </w:t>
+      </w:r>
+      <m:oMath>
+        <m:rad>
+          <m:radPr>
+            <m:degHide m:val="on"/>
+          </m:radPr>
+          <m:deg/>
+          <m:e>
+            <m:r>
+              <m:t>κ</m:t>
+            </m:r>
+          </m:e>
+        </m:rad>
+        <m:r>
+          <m:t> </m:t>
+        </m:r>
+        <m:r>
+          <m:t>δ</m:t>
+        </m:r>
+        <m:r>
+          <m:rPr>
+            <m:sty m:val="p"/>
+          </m:rPr>
+          <m:t>=</m:t>
+        </m:r>
+        <m:r>
+          <m:t>π</m:t>
+        </m:r>
+        <m:r>
+          <m:rPr>
+            <m:sty m:val="p"/>
+          </m:rPr>
+          <m:t>/</m:t>
+        </m:r>
+        <m:r>
+          <m:t>2</m:t>
+        </m:r>
+      </m:oMath>
+      <w:r>
+        <w:t xml:space="preserve">, and the Fréchet reference bifurcates only under positive curvature — Proposition 2 holds numerically. A first probe of Test 5 on real moral judgments (≈2,900 labelled AITA dilemmas) was, by contrast,</w:t>
+      </w:r>
+      <w:r>
+        <w:t xml:space="preserve"> </w:t>
+      </w:r>
+      <w:r>
+        <w:rPr>
+          <w:b/>
+          <w:bCs/>
+        </w:rPr>
+        <w:t xml:space="preserve">inconclusive</w:t>
+      </w:r>
+      <w:r>
+        <w:t xml:space="preserve">: contestation showed no relation to bimodality of the recovered moral-position axis (robust across two encoders), but the test is underpowered — the moral axis was only weakly recoverable (AUC ≈ 0.60) on a heavily verdict-skewed corpus, and the curvature half of Test 5 was not exercised. We report this as a null the instrument cannot yet turn into a falsification; a decisive test needs a polarized, vote-margin corpus and a direct curvature estimate. In the Philosophy Engineering spirit, the failure is part of the record, not hidden.</w:t>
       </w:r>
     </w:p>
     <w:bookmarkEnd w:id="28"/>

--- a/docs/papers/foundations/endogenous_reference_theory.docx
+++ b/docs/papers/foundations/endogenous_reference_theory.docx
@@ -9381,6 +9381,194 @@
       </w:r>
       <w:r>
         <w:t xml:space="preserve">: contestation showed no relation to bimodality of the recovered moral-position axis (robust across two encoders), but the test is underpowered — the moral axis was only weakly recoverable (AUC ≈ 0.60) on a heavily verdict-skewed corpus, and the curvature half of Test 5 was not exercised. We report this as a null the instrument cannot yet turn into a falsification; a decisive test needs a polarized, vote-margin corpus and a direct curvature estimate. In the Philosophy Engineering spirit, the failure is part of the record, not hidden.</w:t>
+      </w:r>
+    </w:p>
+    <w:p>
+      <w:pPr>
+        <w:pStyle w:val="BodyText"/>
+      </w:pPr>
+      <w:r>
+        <w:rPr>
+          <w:b/>
+          <w:bCs/>
+        </w:rPr>
+        <w:t xml:space="preserve">Update — the sacred-axis prediction is falsified.</w:t>
+      </w:r>
+      <w:r>
+        <w:t xml:space="preserve"> </w:t>
+      </w:r>
+      <w:r>
+        <w:t xml:space="preserve">The decisive Test-5b run on Moral Machine AMCE preferences (177 agents: 176 LLMs plus one aggregate human, labelled 9-D — no embedding, no AUC ceiling) found that agent references</w:t>
+      </w:r>
+      <w:r>
+        <w:t xml:space="preserve"> </w:t>
+      </w:r>
+      <w:r>
+        <w:rPr>
+          <w:i/>
+          <w:iCs/>
+        </w:rPr>
+        <w:t xml:space="preserve">do</w:t>
+      </w:r>
+      <w:r>
+        <w:t xml:space="preserve"> </w:t>
+      </w:r>
+      <w:r>
+        <w:t xml:space="preserve">cluster into</w:t>
+      </w:r>
+      <w:r>
+        <w:t xml:space="preserve"> </w:t>
+      </w:r>
+      <m:oMath>
+        <m:r>
+          <m:rPr>
+            <m:sty m:val="p"/>
+          </m:rPr>
+          <m:t>≥</m:t>
+        </m:r>
+        <m:r>
+          <m:t>2</m:t>
+        </m:r>
+      </m:oMath>
+      <w:r>
+        <w:t xml:space="preserve"> </w:t>
+      </w:r>
+      <w:r>
+        <w:t xml:space="preserve">basins (GMM BIC-optimal at 4 components; silhouette 0.36–0.40),</w:t>
+      </w:r>
+      <w:r>
+        <w:t xml:space="preserve"> </w:t>
+      </w:r>
+      <w:r>
+        <w:rPr>
+          <w:b/>
+          <w:bCs/>
+        </w:rPr>
+        <w:t xml:space="preserve">but the multimodality concentrates on the impartial/consequentialist axes</w:t>
+      </w:r>
+      <w:r>
+        <w:t xml:space="preserve"> </w:t>
+      </w:r>
+      <w:r>
+        <w:t xml:space="preserve">(number of lives, species), not the</w:t>
+      </w:r>
+      <w:r>
+        <w:t xml:space="preserve"> </w:t>
+      </w:r>
+      <w:r>
+        <w:rPr>
+          <w:b/>
+          <w:bCs/>
+        </w:rPr>
+        <w:t xml:space="preserve">sacred/identity</w:t>
+      </w:r>
+      <w:r>
+        <w:t xml:space="preserve"> </w:t>
+      </w:r>
+      <w:r>
+        <w:t xml:space="preserve">ones (age, gender, status, fitness), which show consensus — Mann–Whitney sacred</w:t>
+      </w:r>
+      <w:r>
+        <w:t xml:space="preserve"> </w:t>
+      </w:r>
+      <m:oMath>
+        <m:r>
+          <m:rPr>
+            <m:sty m:val="p"/>
+          </m:rPr>
+          <m:t>&gt;</m:t>
+        </m:r>
+      </m:oMath>
+      <w:r>
+        <w:t xml:space="preserve"> </w:t>
+      </w:r>
+      <w:r>
+        <w:t xml:space="preserve">impartial</w:t>
+      </w:r>
+      <w:r>
+        <w:t xml:space="preserve"> </w:t>
+      </w:r>
+      <m:oMath>
+        <m:r>
+          <m:t>p</m:t>
+        </m:r>
+        <m:r>
+          <m:rPr>
+            <m:sty m:val="p"/>
+          </m:rPr>
+          <m:t>=</m:t>
+        </m:r>
+        <m:r>
+          <m:t>0.90</m:t>
+        </m:r>
+      </m:oMath>
+      <w:r>
+        <w:t xml:space="preserve"> </w:t>
+      </w:r>
+      <w:r>
+        <w:t xml:space="preserve">(the wrong direction). Combined with the GlobalOpinionQA null (</w:t>
+      </w:r>
+      <m:oMath>
+        <m:r>
+          <m:t>n</m:t>
+        </m:r>
+        <m:r>
+          <m:rPr>
+            <m:sty m:val="p"/>
+          </m:rPr>
+          <m:t>=</m:t>
+        </m:r>
+        <m:r>
+          <m:t>26</m:t>
+        </m:r>
+      </m:oMath>
+      <w:r>
+        <w:t xml:space="preserve">), ERT’s distinctive prediction — that schism concentrates on sacred/high-curvature axes (§5.6) — has</w:t>
+      </w:r>
+      <w:r>
+        <w:t xml:space="preserve"> </w:t>
+      </w:r>
+      <w:r>
+        <w:rPr>
+          <w:b/>
+          <w:bCs/>
+        </w:rPr>
+        <w:t xml:space="preserve">zero confirmations and is falsified on the best-powered instrument available</w:t>
+      </w:r>
+      <w:r>
+        <w:t xml:space="preserve">. What survives is only the weaker claim that moral references bifurcate into camps, which is ordinary opinion-dynamics clustering and not unique to ERT.</w:t>
+      </w:r>
+      <w:r>
+        <w:t xml:space="preserve"> </w:t>
+      </w:r>
+      <w:r>
+        <w:rPr>
+          <w:i/>
+          <w:iCs/>
+        </w:rPr>
+        <w:t xml:space="preserve">(Caveat: the exact per-country human AMCE matrix was unavailable — only an aggregate human column — so the human-cultural version is technically untested; but the mechanism failed on a strong, well-powered proxy population on top of the GOQA null.)</w:t>
+      </w:r>
+      <w:r>
+        <w:t xml:space="preserve"> </w:t>
+      </w:r>
+      <w:r>
+        <w:t xml:space="preserve">ERT therefore rests on its philosophical reframe (§§1–4) and its theorems (§5.2, §5.6),</w:t>
+      </w:r>
+      <w:r>
+        <w:t xml:space="preserve"> </w:t>
+      </w:r>
+      <w:r>
+        <w:rPr>
+          <w:b/>
+          <w:bCs/>
+        </w:rPr>
+        <w:t xml:space="preserve">not</w:t>
+      </w:r>
+      <w:r>
+        <w:t xml:space="preserve"> </w:t>
+      </w:r>
+      <w:r>
+        <w:t xml:space="preserve">on this empirical signature; the schism result should be read as a falsifiable conjecture that did not survive, reported in full per the Philosophy Engineering commitment in §1.</w:t>
       </w:r>
     </w:p>
     <w:bookmarkEnd w:id="28"/>
